--- a/challenge-2/unstructured_files/Annual_Leave_Policy.docx
+++ b/challenge-2/unstructured_files/Annual_Leave_Policy.docx
@@ -29,7 +29,7 @@
           <w:sz w:val="20"/>
           <w:szCs w:val="20"/>
         </w:rPr>
-        <w:t xml:space="preserve">Department for Work and Pensions | April 2024</w:t>
+        <w:t xml:space="preserve">[Government Department C] | April 2024</w:t>
       </w:r>
     </w:p>
     <w:p>
@@ -1132,7 +1132,7 @@
     </w:p>
     <w:p>
       <w:r>
-        <w:t xml:space="preserve">When an employee leaves DWP, their leave entitlement is calculated pro rata. Any excess leave taken will be deducted from final salary. Any leave owed will be paid.</w:t>
+        <w:t xml:space="preserve">When an employee leaves [DEPT-C], their leave entitlement is calculated pro rata. Any excess leave taken will be deducted from final salary. Any leave owed will be paid.</w:t>
       </w:r>
     </w:p>
     <w:p>
@@ -1142,7 +1142,7 @@
     </w:p>
     <w:p>
       <w:r>
-        <w:t xml:space="preserve">Contact: hr.leave@dwp.gov.uk</w:t>
+        <w:t xml:space="preserve">Contact: hr.leave@[department].gov.uk</w:t>
       </w:r>
     </w:p>
     <w:sectPr>
